--- a/Doc/Merksätze.docx
+++ b/Doc/Merksätze.docx
@@ -55,7 +55,15 @@
               <w:spacing w:before="120" w:after="120"/>
             </w:pPr>
             <w:r>
-              <w:t>Mit dem IDLE Editor ein Programm schreiben</w:t>
+              <w:t xml:space="preserve">Mit dem </w:t>
+            </w:r>
+            <w:proofErr w:type="gramStart"/>
+            <w:r>
+              <w:t>IDLE Editor</w:t>
+            </w:r>
+            <w:proofErr w:type="gramEnd"/>
+            <w:r>
+              <w:t xml:space="preserve"> ein Programm schreiben</w:t>
             </w:r>
           </w:p>
         </w:tc>
@@ -205,6 +213,75 @@
               <w:t>Aufgabe: Dialog mit dem Benutzer</w:t>
             </w:r>
             <w:bookmarkEnd w:id="1"/>
+          </w:p>
+        </w:tc>
+      </w:tr>
+      <w:tr>
+        <w:tc>
+          <w:tcPr>
+            <w:tcW w:w="10201" w:type="dxa"/>
+          </w:tcPr>
+          <w:p>
+            <w:pPr>
+              <w:pStyle w:val="berschrift1"/>
+              <w:spacing w:before="120" w:after="120"/>
+            </w:pPr>
+            <w:r>
+              <w:t>Funktionen haben Input und Output: Ganzzahlen</w:t>
+            </w:r>
+          </w:p>
+        </w:tc>
+      </w:tr>
+      <w:tr>
+        <w:tc>
+          <w:tcPr>
+            <w:tcW w:w="10201" w:type="dxa"/>
+          </w:tcPr>
+          <w:p>
+            <w:pPr>
+              <w:pStyle w:val="berschrift1"/>
+              <w:spacing w:before="120" w:after="120"/>
+            </w:pPr>
+            <w:r>
+              <w:t>Funktionen haben Input und Output: Tupel, Liste</w:t>
+            </w:r>
+          </w:p>
+        </w:tc>
+      </w:tr>
+      <w:tr>
+        <w:tc>
+          <w:tcPr>
+            <w:tcW w:w="10201" w:type="dxa"/>
+          </w:tcPr>
+          <w:p>
+            <w:pPr>
+              <w:pStyle w:val="berschrift1"/>
+              <w:spacing w:before="120" w:after="120"/>
+            </w:pPr>
+            <w:r>
+              <w:t>In der Funktion: Gelesene Variable ist implizit global</w:t>
+            </w:r>
+          </w:p>
+        </w:tc>
+      </w:tr>
+      <w:tr>
+        <w:tc>
+          <w:tcPr>
+            <w:tcW w:w="10201" w:type="dxa"/>
+          </w:tcPr>
+          <w:p>
+            <w:pPr>
+              <w:pStyle w:val="berschrift1"/>
+              <w:spacing w:before="120" w:after="120"/>
+            </w:pPr>
+            <w:r>
+              <w:t xml:space="preserve">In der Funktion: Variable bekommt Wert, damit ist sie </w:t>
+            </w:r>
+            <w:proofErr w:type="spellStart"/>
+            <w:r>
+              <w:t>local</w:t>
+            </w:r>
+            <w:proofErr w:type="spellEnd"/>
           </w:p>
         </w:tc>
       </w:tr>
@@ -377,7 +454,7 @@
       <w:rPr>
         <w:noProof/>
       </w:rPr>
-      <w:t>18.10.2025</w:t>
+      <w:t>03.11.2025</w:t>
     </w:r>
     <w:r>
       <w:fldChar w:fldCharType="end"/>

--- a/Doc/Merksätze.docx
+++ b/Doc/Merksätze.docx
@@ -55,15 +55,7 @@
               <w:spacing w:before="120" w:after="120"/>
             </w:pPr>
             <w:r>
-              <w:t xml:space="preserve">Mit dem </w:t>
-            </w:r>
-            <w:proofErr w:type="gramStart"/>
-            <w:r>
-              <w:t>IDLE Editor</w:t>
-            </w:r>
-            <w:proofErr w:type="gramEnd"/>
-            <w:r>
-              <w:t xml:space="preserve"> ein Programm schreiben</w:t>
+              <w:t>Mit dem IDLE Editor ein Programm schreiben</w:t>
             </w:r>
           </w:p>
         </w:tc>
@@ -259,7 +251,13 @@
               <w:spacing w:before="120" w:after="120"/>
             </w:pPr>
             <w:r>
-              <w:t>In der Funktion: Gelesene Variable ist implizit global</w:t>
+              <w:t xml:space="preserve">Globale und lokale </w:t>
+            </w:r>
+            <w:r>
+              <w:t xml:space="preserve">Variable </w:t>
+            </w:r>
+            <w:r>
+              <w:t>in der Funktion</w:t>
             </w:r>
           </w:p>
         </w:tc>
@@ -274,14 +272,6 @@
               <w:pStyle w:val="berschrift1"/>
               <w:spacing w:before="120" w:after="120"/>
             </w:pPr>
-            <w:r>
-              <w:t xml:space="preserve">In der Funktion: Variable bekommt Wert, damit ist sie </w:t>
-            </w:r>
-            <w:proofErr w:type="spellStart"/>
-            <w:r>
-              <w:t>local</w:t>
-            </w:r>
-            <w:proofErr w:type="spellEnd"/>
           </w:p>
         </w:tc>
       </w:tr>

--- a/Doc/Merksätze.docx
+++ b/Doc/Merksätze.docx
@@ -55,7 +55,15 @@
               <w:spacing w:before="120" w:after="120"/>
             </w:pPr>
             <w:r>
-              <w:t>Mit dem IDLE Editor ein Programm schreiben</w:t>
+              <w:t xml:space="preserve">Mit dem </w:t>
+            </w:r>
+            <w:proofErr w:type="gramStart"/>
+            <w:r>
+              <w:t>IDLE Editor</w:t>
+            </w:r>
+            <w:proofErr w:type="gramEnd"/>
+            <w:r>
+              <w:t xml:space="preserve"> ein Programm schreiben</w:t>
             </w:r>
           </w:p>
         </w:tc>
@@ -258,6 +266,67 @@
             </w:r>
             <w:r>
               <w:t>in der Funktion</w:t>
+            </w:r>
+          </w:p>
+        </w:tc>
+      </w:tr>
+      <w:tr>
+        <w:tc>
+          <w:tcPr>
+            <w:tcW w:w="10201" w:type="dxa"/>
+          </w:tcPr>
+          <w:p>
+            <w:pPr>
+              <w:pStyle w:val="berschrift1"/>
+              <w:spacing w:before="120" w:after="120"/>
+            </w:pPr>
+            <w:bookmarkStart w:id="2" w:name="_Toc213070203"/>
+            <w:r>
+              <w:t>Aufgaben mit Funktionen lösen: Konstruktionsanleitung</w:t>
+            </w:r>
+            <w:bookmarkEnd w:id="2"/>
+          </w:p>
+        </w:tc>
+      </w:tr>
+      <w:tr>
+        <w:tc>
+          <w:tcPr>
+            <w:tcW w:w="10201" w:type="dxa"/>
+          </w:tcPr>
+          <w:p>
+            <w:pPr>
+              <w:pStyle w:val="berschrift1"/>
+              <w:spacing w:before="120" w:after="120"/>
+            </w:pPr>
+            <w:bookmarkStart w:id="3" w:name="_Toc213070204"/>
+            <w:r>
+              <w:t>Aufgaben mit Funktionen lösen: Tabelle drucken</w:t>
+            </w:r>
+            <w:bookmarkEnd w:id="3"/>
+            <w:r>
+              <w:t xml:space="preserve">  </w:t>
+            </w:r>
+          </w:p>
+        </w:tc>
+      </w:tr>
+      <w:tr>
+        <w:tc>
+          <w:tcPr>
+            <w:tcW w:w="10201" w:type="dxa"/>
+          </w:tcPr>
+          <w:p>
+            <w:pPr>
+              <w:pStyle w:val="berschrift1"/>
+              <w:spacing w:before="120" w:after="120"/>
+              <w:rPr>
+                <w:color w:val="B4C6E7" w:themeColor="accent1" w:themeTint="66"/>
+              </w:rPr>
+            </w:pPr>
+            <w:r>
+              <w:rPr>
+                <w:color w:val="B4C6E7" w:themeColor="accent1" w:themeTint="66"/>
+              </w:rPr>
+              <w:t xml:space="preserve">Aufgaben mit Funktionen lösen: Diagramm plotten  </w:t>
             </w:r>
           </w:p>
         </w:tc>
@@ -444,7 +513,7 @@
       <w:rPr>
         <w:noProof/>
       </w:rPr>
-      <w:t>03.11.2025</w:t>
+      <w:t>09.11.2025</w:t>
     </w:r>
     <w:r>
       <w:fldChar w:fldCharType="end"/>

--- a/Doc/Merksätze.docx
+++ b/Doc/Merksätze.docx
@@ -2,7 +2,6 @@
 <file path=word/document.xml><?xml version="1.0" encoding="utf-8"?>
 <w:document xmlns:wpc="http://schemas.microsoft.com/office/word/2010/wordprocessingCanvas" xmlns:cx="http://schemas.microsoft.com/office/drawing/2014/chartex" xmlns:cx1="http://schemas.microsoft.com/office/drawing/2015/9/8/chartex" xmlns:cx2="http://schemas.microsoft.com/office/drawing/2015/10/21/chartex" xmlns:cx3="http://schemas.microsoft.com/office/drawing/2016/5/9/chartex" xmlns:cx4="http://schemas.microsoft.com/office/drawing/2016/5/10/chartex" xmlns:cx5="http://schemas.microsoft.com/office/drawing/2016/5/11/chartex" xmlns:cx6="http://schemas.microsoft.com/office/drawing/2016/5/12/chartex" xmlns:cx7="http://schemas.microsoft.com/office/drawing/2016/5/13/chartex" xmlns:cx8="http://schemas.microsoft.com/office/drawing/2016/5/14/chartex" xmlns:mc="http://schemas.openxmlformats.org/markup-compatibility/2006" xmlns:aink="http://schemas.microsoft.com/office/drawing/2016/ink" xmlns:am3d="http://schemas.microsoft.com/office/drawing/2017/model3d" xmlns:o="urn:schemas-microsoft-com:office:office" xmlns:oel="http://schemas.microsoft.com/office/2019/extlst" xmlns:r="http://schemas.openxmlformats.org/officeDocument/2006/relationships" xmlns:m="http://schemas.openxmlformats.org/officeDocument/2006/math" xmlns:v="urn:schemas-microsoft-com:vml" xmlns:wp14="http://schemas.microsoft.com/office/word/2010/wordprocessingDrawing" xmlns:wp="http://schemas.openxmlformats.org/drawingml/2006/wordprocessingDrawing" xmlns:w10="urn:schemas-microsoft-com:office:word" xmlns:w="http://schemas.openxmlformats.org/wordprocessingml/2006/main" xmlns:w14="http://schemas.microsoft.com/office/word/2010/wordml" xmlns:w15="http://schemas.microsoft.com/office/word/2012/wordml" xmlns:w16cex="http://schemas.microsoft.com/office/word/2018/wordml/cex" xmlns:w16cid="http://schemas.microsoft.com/office/word/2016/wordml/cid" xmlns:w16="http://schemas.microsoft.com/office/word/2018/wordml" xmlns:w16du="http://schemas.microsoft.com/office/word/2023/wordml/word16du" xmlns:w16sdtdh="http://schemas.microsoft.com/office/word/2020/wordml/sdtdatahash" xmlns:w16sdtfl="http://schemas.microsoft.com/office/word/2024/wordml/sdtformatlock" xmlns:w16se="http://schemas.microsoft.com/office/word/2015/wordml/symex" xmlns:wpg="http://schemas.microsoft.com/office/word/2010/wordprocessingGroup" xmlns:wpi="http://schemas.microsoft.com/office/word/2010/wordprocessingInk" xmlns:wne="http://schemas.microsoft.com/office/word/2006/wordml" xmlns:wps="http://schemas.microsoft.com/office/word/2010/wordprocessingShape" mc:Ignorable="w14 w15 w16se w16cid w16 w16cex w16sdtdh w16sdtfl w16du wp14">
   <w:body>
-    <w:p/>
     <w:tbl>
       <w:tblPr>
         <w:tblStyle w:val="Tabellenraster"/>
@@ -327,6 +326,22 @@
                 <w:color w:val="B4C6E7" w:themeColor="accent1" w:themeTint="66"/>
               </w:rPr>
               <w:t xml:space="preserve">Aufgaben mit Funktionen lösen: Diagramm plotten  </w:t>
+            </w:r>
+          </w:p>
+        </w:tc>
+      </w:tr>
+      <w:tr>
+        <w:tc>
+          <w:tcPr>
+            <w:tcW w:w="10201" w:type="dxa"/>
+          </w:tcPr>
+          <w:p>
+            <w:pPr>
+              <w:pStyle w:val="berschrift1"/>
+              <w:spacing w:before="120" w:after="120"/>
+            </w:pPr>
+            <w:r>
+              <w:t>Klassen haben Eigenschaften und Methoden</w:t>
             </w:r>
           </w:p>
         </w:tc>
@@ -513,7 +528,7 @@
       <w:rPr>
         <w:noProof/>
       </w:rPr>
-      <w:t>09.11.2025</w:t>
+      <w:t>14.11.2025</w:t>
     </w:r>
     <w:r>
       <w:fldChar w:fldCharType="end"/>

--- a/Doc/Merksätze.docx
+++ b/Doc/Merksätze.docx
@@ -343,6 +343,24 @@
             <w:r>
               <w:t>Klassen haben Eigenschaften und Methoden</w:t>
             </w:r>
+          </w:p>
+        </w:tc>
+      </w:tr>
+      <w:tr>
+        <w:tc>
+          <w:tcPr>
+            <w:tcW w:w="10201" w:type="dxa"/>
+          </w:tcPr>
+          <w:p>
+            <w:pPr>
+              <w:pStyle w:val="berschrift1"/>
+              <w:spacing w:before="120" w:after="120"/>
+            </w:pPr>
+            <w:bookmarkStart w:id="4" w:name="_Toc213070207"/>
+            <w:r>
+              <w:t>Die Eltern-Klasse vererbt – die Kind-Klasse erbt</w:t>
+            </w:r>
+            <w:bookmarkEnd w:id="4"/>
           </w:p>
         </w:tc>
       </w:tr>
@@ -528,7 +546,7 @@
       <w:rPr>
         <w:noProof/>
       </w:rPr>
-      <w:t>14.11.2025</w:t>
+      <w:t>22.11.2025</w:t>
     </w:r>
     <w:r>
       <w:fldChar w:fldCharType="end"/>

--- a/Doc/Merksätze.docx
+++ b/Doc/Merksätze.docx
@@ -361,6 +361,192 @@
               <w:t>Die Eltern-Klasse vererbt – die Kind-Klasse erbt</w:t>
             </w:r>
             <w:bookmarkEnd w:id="4"/>
+          </w:p>
+        </w:tc>
+      </w:tr>
+      <w:tr>
+        <w:tc>
+          <w:tcPr>
+            <w:tcW w:w="10201" w:type="dxa"/>
+          </w:tcPr>
+          <w:p>
+            <w:pPr>
+              <w:pStyle w:val="berschrift1"/>
+              <w:spacing w:before="120" w:after="120"/>
+            </w:pPr>
+            <w:r>
+              <w:lastRenderedPageBreak/>
+              <w:t>Roboter im Irrgarten: Wände bauen</w:t>
+            </w:r>
+          </w:p>
+        </w:tc>
+      </w:tr>
+      <w:tr>
+        <w:tc>
+          <w:tcPr>
+            <w:tcW w:w="10201" w:type="dxa"/>
+          </w:tcPr>
+          <w:p>
+            <w:pPr>
+              <w:pStyle w:val="berschrift1"/>
+              <w:spacing w:before="120" w:after="120"/>
+            </w:pPr>
+            <w:r>
+              <w:t>Roboter im Irrgarten: Wände ablegen</w:t>
+            </w:r>
+          </w:p>
+        </w:tc>
+      </w:tr>
+      <w:tr>
+        <w:tc>
+          <w:tcPr>
+            <w:tcW w:w="10201" w:type="dxa"/>
+          </w:tcPr>
+          <w:p>
+            <w:pPr>
+              <w:pStyle w:val="berschrift1"/>
+              <w:spacing w:before="120" w:after="120"/>
+            </w:pPr>
+            <w:r>
+              <w:t>Roboter im Irrgarten: Wände aus Datei lesen</w:t>
+            </w:r>
+          </w:p>
+        </w:tc>
+      </w:tr>
+      <w:tr>
+        <w:tc>
+          <w:tcPr>
+            <w:tcW w:w="10201" w:type="dxa"/>
+          </w:tcPr>
+          <w:p>
+            <w:pPr>
+              <w:pStyle w:val="berschrift1"/>
+              <w:spacing w:before="120" w:after="120"/>
+            </w:pPr>
+            <w:r>
+              <w:t>Roboter im Irrgarten: Schildkröte bewegen</w:t>
+            </w:r>
+          </w:p>
+        </w:tc>
+      </w:tr>
+      <w:tr>
+        <w:tc>
+          <w:tcPr>
+            <w:tcW w:w="10201" w:type="dxa"/>
+          </w:tcPr>
+          <w:p>
+            <w:pPr>
+              <w:pStyle w:val="berschrift1"/>
+              <w:spacing w:before="120" w:after="120"/>
+            </w:pPr>
+            <w:r>
+              <w:t>Roboter im Irrgarten: Schauen, gehen, drehen</w:t>
+            </w:r>
+          </w:p>
+        </w:tc>
+      </w:tr>
+      <w:tr>
+        <w:tc>
+          <w:tcPr>
+            <w:tcW w:w="10201" w:type="dxa"/>
+          </w:tcPr>
+          <w:p>
+            <w:pPr>
+              <w:pStyle w:val="berschrift1"/>
+              <w:spacing w:before="120" w:after="120"/>
+            </w:pPr>
+            <w:r>
+              <w:t>Roboter im Irrgarten: Rechte-Hand-Methode</w:t>
+            </w:r>
+          </w:p>
+        </w:tc>
+      </w:tr>
+      <w:tr>
+        <w:tc>
+          <w:tcPr>
+            <w:tcW w:w="10201" w:type="dxa"/>
+          </w:tcPr>
+          <w:p>
+            <w:pPr>
+              <w:pStyle w:val="berschrift1"/>
+              <w:spacing w:before="120" w:after="120"/>
+            </w:pPr>
+            <w:r>
+              <w:t xml:space="preserve">Roboter im Irrgarten: </w:t>
+            </w:r>
+            <w:proofErr w:type="spellStart"/>
+            <w:r>
+              <w:t>Pledge</w:t>
+            </w:r>
+            <w:proofErr w:type="spellEnd"/>
+            <w:r>
+              <w:t>-Algorithmus</w:t>
+            </w:r>
+          </w:p>
+        </w:tc>
+      </w:tr>
+      <w:tr>
+        <w:tc>
+          <w:tcPr>
+            <w:tcW w:w="10201" w:type="dxa"/>
+          </w:tcPr>
+          <w:p>
+            <w:pPr>
+              <w:pStyle w:val="berschrift1"/>
+              <w:spacing w:before="120" w:after="120"/>
+            </w:pPr>
+          </w:p>
+        </w:tc>
+      </w:tr>
+      <w:tr>
+        <w:tc>
+          <w:tcPr>
+            <w:tcW w:w="10201" w:type="dxa"/>
+          </w:tcPr>
+          <w:p>
+            <w:pPr>
+              <w:pStyle w:val="berschrift1"/>
+              <w:spacing w:before="120" w:after="120"/>
+            </w:pPr>
+          </w:p>
+        </w:tc>
+      </w:tr>
+      <w:tr>
+        <w:tc>
+          <w:tcPr>
+            <w:tcW w:w="10201" w:type="dxa"/>
+          </w:tcPr>
+          <w:p>
+            <w:pPr>
+              <w:pStyle w:val="berschrift1"/>
+              <w:spacing w:before="120" w:after="120"/>
+            </w:pPr>
+          </w:p>
+        </w:tc>
+      </w:tr>
+      <w:tr>
+        <w:tc>
+          <w:tcPr>
+            <w:tcW w:w="10201" w:type="dxa"/>
+          </w:tcPr>
+          <w:p>
+            <w:pPr>
+              <w:pStyle w:val="berschrift1"/>
+              <w:spacing w:before="120" w:after="120"/>
+            </w:pPr>
+          </w:p>
+        </w:tc>
+      </w:tr>
+      <w:tr>
+        <w:tc>
+          <w:tcPr>
+            <w:tcW w:w="10201" w:type="dxa"/>
+          </w:tcPr>
+          <w:p>
+            <w:pPr>
+              <w:pStyle w:val="berschrift1"/>
+              <w:spacing w:before="120" w:after="120"/>
+            </w:pPr>
           </w:p>
         </w:tc>
       </w:tr>
@@ -546,7 +732,7 @@
       <w:rPr>
         <w:noProof/>
       </w:rPr>
-      <w:t>22.11.2025</w:t>
+      <w:t>03.12.2025</w:t>
     </w:r>
     <w:r>
       <w:fldChar w:fldCharType="end"/>

--- a/Doc/Merksätze.docx
+++ b/Doc/Merksätze.docx
@@ -472,42 +472,44 @@
               <w:spacing w:before="120" w:after="120"/>
             </w:pPr>
             <w:r>
-              <w:t xml:space="preserve">Roboter im Irrgarten: </w:t>
-            </w:r>
-            <w:proofErr w:type="spellStart"/>
-            <w:r>
-              <w:t>Pledge</w:t>
-            </w:r>
-            <w:proofErr w:type="spellEnd"/>
-            <w:r>
-              <w:t>-Algorithmus</w:t>
-            </w:r>
-          </w:p>
-        </w:tc>
-      </w:tr>
-      <w:tr>
-        <w:tc>
-          <w:tcPr>
-            <w:tcW w:w="10201" w:type="dxa"/>
-          </w:tcPr>
-          <w:p>
-            <w:pPr>
-              <w:pStyle w:val="berschrift1"/>
-              <w:spacing w:before="120" w:after="120"/>
-            </w:pPr>
-          </w:p>
-        </w:tc>
-      </w:tr>
-      <w:tr>
-        <w:tc>
-          <w:tcPr>
-            <w:tcW w:w="10201" w:type="dxa"/>
-          </w:tcPr>
-          <w:p>
-            <w:pPr>
-              <w:pStyle w:val="berschrift1"/>
-              <w:spacing w:before="120" w:after="120"/>
-            </w:pPr>
+              <w:t>Roboter im Irrgarten: Pledge-Algorithmus</w:t>
+            </w:r>
+          </w:p>
+        </w:tc>
+      </w:tr>
+      <w:tr>
+        <w:tc>
+          <w:tcPr>
+            <w:tcW w:w="10201" w:type="dxa"/>
+          </w:tcPr>
+          <w:p>
+            <w:pPr>
+              <w:pStyle w:val="berschrift1"/>
+              <w:spacing w:before="120" w:after="120"/>
+            </w:pPr>
+            <w:bookmarkStart w:id="5" w:name="_Toc220769240"/>
+            <w:r>
+              <w:t>Auto im Gegenverkehr: Auto steuern</w:t>
+            </w:r>
+            <w:bookmarkEnd w:id="5"/>
+          </w:p>
+        </w:tc>
+      </w:tr>
+      <w:tr>
+        <w:tc>
+          <w:tcPr>
+            <w:tcW w:w="10201" w:type="dxa"/>
+          </w:tcPr>
+          <w:p>
+            <w:pPr>
+              <w:pStyle w:val="berschrift1"/>
+              <w:spacing w:before="120" w:after="120"/>
+            </w:pPr>
+            <w:bookmarkStart w:id="6" w:name="_Toc220769241"/>
+            <w:r>
+              <w:t>Auto im Gegenverkehr: Gegenverkehr kommt</w:t>
+            </w:r>
+            <w:bookmarkEnd w:id="6"/>
           </w:p>
         </w:tc>
       </w:tr>
@@ -732,7 +734,7 @@
       <w:rPr>
         <w:noProof/>
       </w:rPr>
-      <w:t>03.12.2025</w:t>
+      <w:t>03.02.2026</w:t>
     </w:r>
     <w:r>
       <w:fldChar w:fldCharType="end"/>

--- a/Doc/Merksätze.docx
+++ b/Doc/Merksätze.docx
@@ -54,15 +54,7 @@
               <w:spacing w:before="120" w:after="120"/>
             </w:pPr>
             <w:r>
-              <w:t xml:space="preserve">Mit dem </w:t>
-            </w:r>
-            <w:proofErr w:type="gramStart"/>
-            <w:r>
-              <w:t>IDLE Editor</w:t>
-            </w:r>
-            <w:proofErr w:type="gramEnd"/>
-            <w:r>
-              <w:t xml:space="preserve"> ein Programm schreiben</w:t>
+              <w:t>Mit dem IDLE Editor ein Programm schreiben</w:t>
             </w:r>
           </w:p>
         </w:tc>
@@ -523,19 +515,29 @@
               <w:pStyle w:val="berschrift1"/>
               <w:spacing w:before="120" w:after="120"/>
             </w:pPr>
-          </w:p>
-        </w:tc>
-      </w:tr>
-      <w:tr>
-        <w:tc>
-          <w:tcPr>
-            <w:tcW w:w="10201" w:type="dxa"/>
-          </w:tcPr>
-          <w:p>
-            <w:pPr>
-              <w:pStyle w:val="berschrift1"/>
-              <w:spacing w:before="120" w:after="120"/>
-            </w:pPr>
+            <w:bookmarkStart w:id="7" w:name="_Toc221436501"/>
+            <w:r>
+              <w:t>Auto im Gegenverkehr: Zusammenstoß melden</w:t>
+            </w:r>
+            <w:bookmarkEnd w:id="7"/>
+          </w:p>
+        </w:tc>
+      </w:tr>
+      <w:tr>
+        <w:tc>
+          <w:tcPr>
+            <w:tcW w:w="10201" w:type="dxa"/>
+          </w:tcPr>
+          <w:p>
+            <w:pPr>
+              <w:pStyle w:val="berschrift1"/>
+              <w:spacing w:before="120" w:after="120"/>
+            </w:pPr>
+            <w:bookmarkStart w:id="8" w:name="_Toc221436502"/>
+            <w:r>
+              <w:t>Auto im Gegenverkehr: Gegenverkehr wird schneller</w:t>
+            </w:r>
+            <w:bookmarkEnd w:id="8"/>
           </w:p>
         </w:tc>
       </w:tr>
@@ -734,7 +736,7 @@
       <w:rPr>
         <w:noProof/>
       </w:rPr>
-      <w:t>03.02.2026</w:t>
+      <w:t>08.02.2026</w:t>
     </w:r>
     <w:r>
       <w:fldChar w:fldCharType="end"/>

--- a/Doc/Merksätze.docx
+++ b/Doc/Merksätze.docx
@@ -551,19 +551,29 @@
               <w:pStyle w:val="berschrift1"/>
               <w:spacing w:before="120" w:after="120"/>
             </w:pPr>
-          </w:p>
-        </w:tc>
-      </w:tr>
-      <w:tr>
-        <w:tc>
-          <w:tcPr>
-            <w:tcW w:w="10201" w:type="dxa"/>
-          </w:tcPr>
-          <w:p>
-            <w:pPr>
-              <w:pStyle w:val="berschrift1"/>
-              <w:spacing w:before="120" w:after="120"/>
-            </w:pPr>
+            <w:bookmarkStart w:id="9" w:name="_Toc221436503"/>
+            <w:r>
+              <w:t>Auto im Gegenverkehr: Straße und Sound</w:t>
+            </w:r>
+            <w:bookmarkEnd w:id="9"/>
+          </w:p>
+        </w:tc>
+      </w:tr>
+      <w:tr>
+        <w:tc>
+          <w:tcPr>
+            <w:tcW w:w="10201" w:type="dxa"/>
+          </w:tcPr>
+          <w:p>
+            <w:pPr>
+              <w:pStyle w:val="berschrift1"/>
+              <w:spacing w:before="120" w:after="120"/>
+            </w:pPr>
+            <w:bookmarkStart w:id="10" w:name="_Toc221436504"/>
+            <w:r>
+              <w:t>Ein Dinosaurier überquert die Straße</w:t>
+            </w:r>
+            <w:bookmarkEnd w:id="10"/>
           </w:p>
         </w:tc>
       </w:tr>
